--- a/assignments/psych-chapter1/02_Chapter1_Master_Study_Guide.docx
+++ b/assignments/psych-chapter1/02_Chapter1_Master_Study_Guide.docx
@@ -6043,7 +6043,7 @@
         <w:t xml:space="preserve"> </w:t>
       </w:r>
       <w:r>
-        <w:t xml:space="preserve">naturalistic observation, case studies, surveys — describe and explore, especially new topics; cannot establish cause and effect.</w:t>
+        <w:t xml:space="preserve">naturalistic observation, case studies, surveys, and correlations (the slides’ four types) — describe and explore, especially new topics; cannot establish cause and effect.</w:t>
       </w:r>
     </w:p>
     <w:p>

--- a/assignments/psych-chapter1/02_Chapter1_Master_Study_Guide.docx
+++ b/assignments/psych-chapter1/02_Chapter1_Master_Study_Guide.docx
@@ -3597,7 +3597,7 @@
         <w:t xml:space="preserve"> </w:t>
       </w:r>
       <w:r>
-        <w:t xml:space="preserve">people lie, especially face-to-face on sensitive topics. In one study, men and women reported relationship cheating equally when hooked to a (fake) lie detector, but men were more honest than women when reports were anonymous. The bias toward</w:t>
+        <w:t xml:space="preserve">people lie, especially face-to-face on sensitive topics. In one study, men and women were equally likely to answer honestly about relationship cheating when they thought a lie detector was analyzing their responses, but men were more honest than women when reports were anonymous. The bias toward</w:t>
       </w:r>
       <w:r>
         <w:t xml:space="preserve"> </w:t>
